--- a/reports/r0210.docx
+++ b/reports/r0210.docx
@@ -45,7 +45,7 @@
           <w:color w:val="000000"/>
           <w:sz w:val="21"/>
         </w:rPr>
-        <w:t>■ 嘉兴经济总量列浙江省第五位，人均GDP约13.99万元、人均经济实力居全省中游，经济增速由6.40%回落至5.20%、有所放缓；固定资产投资连续负增长（最新-8.30%），经济动能仍有待修复。【待补充：嘉兴市的行政与战略定位、支柱产业及龙头企业（数据库未覆盖，需人工补充）】</w:t>
+        <w:t>■ 嘉兴作为浙江省下辖地级市，经济总量列浙江省第五位，人均GDP约13.99万元、人均经济实力居全省中游，经济增速由6.40%回落至5.20%、有所放缓；固定资产投资连续负增长（最新-8.30%），经济动能仍有待修复。</w:t>
       </w:r>
     </w:p>
     <w:p>
@@ -75,7 +75,7 @@
           <w:color w:val="000000"/>
           <w:sz w:val="21"/>
         </w:rPr>
-        <w:t>产业结构方面，2025年嘉兴市三次产业结构为2:48.4:49.6。【待补充：支柱产业、主要龙头企业、对外贸易等定性描述（数据库未覆盖）】</w:t>
+        <w:t>产业结构方面，2025年嘉兴市三次产业结构为2:48.4:49.6，以高端装备、电子信息、新材料和现代物流为支柱，接轨沪杭、民营经济发达。</w:t>
       </w:r>
     </w:p>
     <w:p>
